--- a/Search/Becoming Search - Uninformed Printout.docx
+++ b/Search/Becoming Search - Uninformed Printout.docx
@@ -3,16 +3,23 @@
 <w:document xmlns:wpc="http://schemas.microsoft.com/office/word/2010/wordprocessingCanvas" xmlns:cx="http://schemas.microsoft.com/office/drawing/2014/chartex" xmlns:cx1="http://schemas.microsoft.com/office/drawing/2015/9/8/chartex" xmlns:cx2="http://schemas.microsoft.com/office/drawing/2015/10/21/chartex" xmlns:cx3="http://schemas.microsoft.com/office/drawing/2016/5/9/chartex" xmlns:cx4="http://schemas.microsoft.com/office/drawing/2016/5/10/chartex" xmlns:cx5="http://schemas.microsoft.com/office/drawing/2016/5/11/chartex" xmlns:cx6="http://schemas.microsoft.com/office/drawing/2016/5/12/chartex" xmlns:cx7="http://schemas.microsoft.com/office/drawing/2016/5/13/chartex" xmlns:cx8="http://schemas.microsoft.com/office/drawing/2016/5/14/chartex" xmlns:mc="http://schemas.openxmlformats.org/markup-compatibility/2006" xmlns:aink="http://schemas.microsoft.com/office/drawing/2016/ink" xmlns:am3d="http://schemas.microsoft.com/office/drawing/2017/model3d" xmlns:o="urn:schemas-microsoft-com:office:office" xmlns:oel="http://schemas.microsoft.com/office/2019/extlst" xmlns:r="http://schemas.openxmlformats.org/officeDocument/2006/relationships" xmlns:m="http://schemas.openxmlformats.org/officeDocument/2006/math" xmlns:v="urn:schemas-microsoft-com:vml" xmlns:wp14="http://schemas.microsoft.com/office/word/2010/wordprocessingDrawing" xmlns:wp="http://schemas.openxmlformats.org/drawingml/2006/wordprocessingDrawing" xmlns:w10="urn:schemas-microsoft-com:office:word" xmlns:w="http://schemas.openxmlformats.org/wordprocessingml/2006/main" xmlns:w14="http://schemas.microsoft.com/office/word/2010/wordml" xmlns:w15="http://schemas.microsoft.com/office/word/2012/wordml" xmlns:w16cex="http://schemas.microsoft.com/office/word/2018/wordml/cex" xmlns:w16cid="http://schemas.microsoft.com/office/word/2016/wordml/cid" xmlns:w16="http://schemas.microsoft.com/office/word/2018/wordml" xmlns:w16du="http://schemas.microsoft.com/office/word/2023/wordml/word16du" xmlns:w16sdtdh="http://schemas.microsoft.com/office/word/2020/wordml/sdtdatahash" xmlns:w16sdtfl="http://schemas.microsoft.com/office/word/2024/wordml/sdtformatlock" xmlns:w16se="http://schemas.microsoft.com/office/word/2015/wordml/symex" xmlns:wpg="http://schemas.microsoft.com/office/word/2010/wordprocessingGroup" xmlns:wpi="http://schemas.microsoft.com/office/word/2010/wordprocessingInk" xmlns:wne="http://schemas.microsoft.com/office/word/2006/wordml" xmlns:wps="http://schemas.microsoft.com/office/word/2010/wordprocessingShape" mc:Ignorable="w14 w15 w16se w16cid w16 w16cex w16sdtdh w16sdtfl w16du wp14">
   <w:body>
     <w:p>
-      <w:r>
+      <w:pPr>
+        <w:rPr>
+          <w:b/>
+          <w:bCs/>
+        </w:rPr>
+      </w:pPr>
+      <w:r>
+        <w:rPr>
+          <w:b/>
+          <w:bCs/>
+        </w:rPr>
         <w:t>World 1</w:t>
       </w:r>
     </w:p>
     <w:p>
       <w:r>
-        <w:t>Successor Dictionary</w:t>
-      </w:r>
-      <w:r>
-        <w:t>:</w:t>
+        <w:t>Successor Dictionary:</w:t>
       </w:r>
     </w:p>
     <w:p>
@@ -76,7 +83,17 @@
       </w:r>
     </w:p>
     <w:p>
-      <w:r>
+      <w:pPr>
+        <w:rPr>
+          <w:b/>
+          <w:bCs/>
+        </w:rPr>
+      </w:pPr>
+      <w:r>
+        <w:rPr>
+          <w:b/>
+          <w:bCs/>
+        </w:rPr>
         <w:t>World 2</w:t>
       </w:r>
     </w:p>
@@ -136,7 +153,17 @@
       </w:r>
     </w:p>
     <w:p>
-      <w:r>
+      <w:pPr>
+        <w:rPr>
+          <w:b/>
+          <w:bCs/>
+        </w:rPr>
+      </w:pPr>
+      <w:r>
+        <w:rPr>
+          <w:b/>
+          <w:bCs/>
+        </w:rPr>
         <w:t>World 3</w:t>
       </w:r>
     </w:p>
@@ -147,46 +174,104 @@
     </w:p>
     <w:p>
       <w:r>
-        <w:t>1: (left, 6)</w:t>
-      </w:r>
-    </w:p>
-    <w:p>
-      <w:r>
-        <w:t>2: (up, 6), (right, 8)</w:t>
-      </w:r>
-    </w:p>
-    <w:p>
-      <w:r>
-        <w:t>3: (down, 4), (left, 7)</w:t>
-      </w:r>
-    </w:p>
-    <w:p>
-      <w:r>
-        <w:t>4: (down, 1), (right, 2), (up, 6)</w:t>
-      </w:r>
-    </w:p>
-    <w:p>
-      <w:r>
-        <w:t>6: (right, 9)</w:t>
-      </w:r>
-    </w:p>
-    <w:p>
-      <w:r>
-        <w:t>7: (up, 2), (left, 4)</w:t>
-      </w:r>
-    </w:p>
-    <w:p>
-      <w:r>
-        <w:t xml:space="preserve">8: </w:t>
-      </w:r>
-      <w:proofErr w:type="spellStart"/>
-      <w:r>
-        <w:t>none</w:t>
-      </w:r>
-      <w:r>
-        <w:t>b</w:t>
-      </w:r>
-      <w:proofErr w:type="spellEnd"/>
+        <w:t>1: (</w:t>
+      </w:r>
+      <w:r>
+        <w:t>go east to</w:t>
+      </w:r>
+      <w:r>
+        <w:t xml:space="preserve"> 6)</w:t>
+      </w:r>
+    </w:p>
+    <w:p>
+      <w:r>
+        <w:t>2: (</w:t>
+      </w:r>
+      <w:r>
+        <w:t>go northwest to</w:t>
+      </w:r>
+      <w:r>
+        <w:t xml:space="preserve"> 6), (</w:t>
+      </w:r>
+      <w:r>
+        <w:t>go south to</w:t>
+      </w:r>
+      <w:r>
+        <w:t xml:space="preserve"> 8)</w:t>
+      </w:r>
+    </w:p>
+    <w:p>
+      <w:r>
+        <w:t>3: (</w:t>
+      </w:r>
+      <w:r>
+        <w:t>go north to</w:t>
+      </w:r>
+      <w:r>
+        <w:t xml:space="preserve"> 4), (</w:t>
+      </w:r>
+      <w:r>
+        <w:t>go east to</w:t>
+      </w:r>
+      <w:r>
+        <w:t xml:space="preserve"> 7)</w:t>
+      </w:r>
+    </w:p>
+    <w:p>
+      <w:r>
+        <w:t>4: (</w:t>
+      </w:r>
+      <w:r>
+        <w:t xml:space="preserve">go north to </w:t>
+      </w:r>
+      <w:r>
+        <w:t>1), (</w:t>
+      </w:r>
+      <w:r>
+        <w:t>go east to</w:t>
+      </w:r>
+      <w:r>
+        <w:t xml:space="preserve"> 2), (</w:t>
+      </w:r>
+      <w:r>
+        <w:t>go northeast to</w:t>
+      </w:r>
+      <w:r>
+        <w:t xml:space="preserve"> 6)</w:t>
+      </w:r>
+    </w:p>
+    <w:p>
+      <w:r>
+        <w:t>6: (</w:t>
+      </w:r>
+      <w:r>
+        <w:t>go east to</w:t>
+      </w:r>
+      <w:r>
+        <w:t xml:space="preserve"> 9)</w:t>
+      </w:r>
+    </w:p>
+    <w:p>
+      <w:r>
+        <w:t>7: (</w:t>
+      </w:r>
+      <w:r>
+        <w:t>go northeast to</w:t>
+      </w:r>
+      <w:r>
+        <w:t xml:space="preserve"> 2), (</w:t>
+      </w:r>
+      <w:r>
+        <w:t>go northwest to</w:t>
+      </w:r>
+      <w:r>
+        <w:t xml:space="preserve"> 4)</w:t>
+      </w:r>
+    </w:p>
+    <w:p>
+      <w:r>
+        <w:t>8: none</w:t>
+      </w:r>
     </w:p>
     <w:p>
       <w:r>
@@ -194,7 +279,25 @@
       </w:r>
     </w:p>
     <w:p>
-      <w:r>
+      <w:pPr>
+        <w:rPr>
+          <w:b/>
+          <w:bCs/>
+        </w:rPr>
+      </w:pPr>
+    </w:p>
+    <w:p>
+      <w:pPr>
+        <w:rPr>
+          <w:b/>
+          <w:bCs/>
+        </w:rPr>
+      </w:pPr>
+      <w:r>
+        <w:rPr>
+          <w:b/>
+          <w:bCs/>
+        </w:rPr>
         <w:t>World 4</w:t>
       </w:r>
     </w:p>
@@ -256,11 +359,328 @@
     <w:p/>
     <w:p/>
     <w:p/>
+    <w:p>
+      <w:pPr>
+        <w:rPr>
+          <w:b/>
+          <w:bCs/>
+        </w:rPr>
+      </w:pPr>
+      <w:r>
+        <w:rPr>
+          <w:b/>
+          <w:bCs/>
+        </w:rPr>
+        <w:t>World 5</w:t>
+      </w:r>
+    </w:p>
+    <w:p>
+      <w:r>
+        <w:t>Successor Dictionary:</w:t>
+      </w:r>
+    </w:p>
+    <w:p>
+      <w:r>
+        <w:t xml:space="preserve">0: </w:t>
+      </w:r>
+      <w:r>
+        <w:t xml:space="preserve">(go northeast to </w:t>
+      </w:r>
+      <w:r>
+        <w:t>1</w:t>
+      </w:r>
+      <w:r>
+        <w:t>)</w:t>
+      </w:r>
+      <w:r>
+        <w:t xml:space="preserve">, </w:t>
+      </w:r>
+      <w:r>
+        <w:t xml:space="preserve">(go south to </w:t>
+      </w:r>
+      <w:r>
+        <w:t>9</w:t>
+      </w:r>
+      <w:r>
+        <w:t>)</w:t>
+      </w:r>
+    </w:p>
+    <w:p>
+      <w:r>
+        <w:t>1: none</w:t>
+      </w:r>
+    </w:p>
+    <w:p>
+      <w:r>
+        <w:t xml:space="preserve">2: </w:t>
+      </w:r>
+      <w:r>
+        <w:t xml:space="preserve">(go north to </w:t>
+      </w:r>
+      <w:r>
+        <w:t>1</w:t>
+      </w:r>
+      <w:r>
+        <w:t>)</w:t>
+      </w:r>
+      <w:r>
+        <w:t xml:space="preserve">, </w:t>
+      </w:r>
+      <w:r>
+        <w:t xml:space="preserve">(go northwest to </w:t>
+      </w:r>
+      <w:r>
+        <w:t>7</w:t>
+      </w:r>
+      <w:r>
+        <w:t>)</w:t>
+      </w:r>
+      <w:r>
+        <w:t xml:space="preserve">, </w:t>
+      </w:r>
+      <w:r>
+        <w:t xml:space="preserve">(go southwest to </w:t>
+      </w:r>
+      <w:r>
+        <w:t>9</w:t>
+      </w:r>
+      <w:r>
+        <w:t>)</w:t>
+      </w:r>
+    </w:p>
+    <w:p>
+      <w:r>
+        <w:t xml:space="preserve">3: </w:t>
+      </w:r>
+      <w:r>
+        <w:t xml:space="preserve">(go south to </w:t>
+      </w:r>
+      <w:r>
+        <w:t>4</w:t>
+      </w:r>
+      <w:r>
+        <w:t>)</w:t>
+      </w:r>
+      <w:r>
+        <w:t>,</w:t>
+      </w:r>
+      <w:r>
+        <w:t xml:space="preserve"> (go northeast to </w:t>
+      </w:r>
+      <w:r>
+        <w:t>7</w:t>
+      </w:r>
+      <w:r>
+        <w:t>)</w:t>
+      </w:r>
+    </w:p>
+    <w:p>
+      <w:r>
+        <w:t>4: none</w:t>
+      </w:r>
+    </w:p>
+    <w:p>
+      <w:r>
+        <w:t xml:space="preserve">5: </w:t>
+      </w:r>
+      <w:r>
+        <w:t xml:space="preserve">(go southeast to </w:t>
+      </w:r>
+      <w:r>
+        <w:t>0</w:t>
+      </w:r>
+      <w:r>
+        <w:t>)</w:t>
+      </w:r>
+      <w:r>
+        <w:t xml:space="preserve">, </w:t>
+      </w:r>
+      <w:r>
+        <w:t xml:space="preserve">(go south to </w:t>
+      </w:r>
+      <w:r>
+        <w:t>3</w:t>
+      </w:r>
+      <w:r>
+        <w:t>)</w:t>
+      </w:r>
+    </w:p>
+    <w:p>
+      <w:r>
+        <w:t xml:space="preserve">6: </w:t>
+      </w:r>
+      <w:r>
+        <w:t xml:space="preserve">(go northwest to </w:t>
+      </w:r>
+      <w:r>
+        <w:t>0</w:t>
+      </w:r>
+      <w:r>
+        <w:t>)</w:t>
+      </w:r>
+    </w:p>
+    <w:p>
+      <w:r>
+        <w:t xml:space="preserve">7: </w:t>
+      </w:r>
+      <w:r>
+        <w:t xml:space="preserve">(go south to </w:t>
+      </w:r>
+      <w:r>
+        <w:t>0</w:t>
+      </w:r>
+      <w:r>
+        <w:t>)</w:t>
+      </w:r>
+    </w:p>
+    <w:p>
+      <w:r>
+        <w:t xml:space="preserve">8: </w:t>
+      </w:r>
+      <w:r>
+        <w:t xml:space="preserve">(go northeast to </w:t>
+      </w:r>
+      <w:r>
+        <w:t>0</w:t>
+      </w:r>
+      <w:r>
+        <w:t>)</w:t>
+      </w:r>
+      <w:r>
+        <w:t xml:space="preserve">, </w:t>
+      </w:r>
+      <w:r>
+        <w:t xml:space="preserve">(go southwest to </w:t>
+      </w:r>
+      <w:r>
+        <w:t>4</w:t>
+      </w:r>
+      <w:r>
+        <w:t>)</w:t>
+      </w:r>
+      <w:r>
+        <w:t xml:space="preserve">, </w:t>
+      </w:r>
+      <w:r>
+        <w:t xml:space="preserve">(go southeast to </w:t>
+      </w:r>
+      <w:r>
+        <w:t>9</w:t>
+      </w:r>
+      <w:r>
+        <w:t>)</w:t>
+      </w:r>
+    </w:p>
+    <w:p>
+      <w:r>
+        <w:t xml:space="preserve">9: </w:t>
+      </w:r>
+      <w:r>
+        <w:t xml:space="preserve">(go west to </w:t>
+      </w:r>
+      <w:r>
+        <w:t>4</w:t>
+      </w:r>
+      <w:r>
+        <w:t>)</w:t>
+      </w:r>
+    </w:p>
+    <w:p>
+      <w:pPr>
+        <w:rPr>
+          <w:b/>
+          <w:bCs/>
+        </w:rPr>
+      </w:pPr>
+    </w:p>
+    <w:p>
+      <w:pPr>
+        <w:rPr>
+          <w:b/>
+          <w:bCs/>
+        </w:rPr>
+      </w:pPr>
+      <w:r>
+        <w:rPr>
+          <w:b/>
+          <w:bCs/>
+        </w:rPr>
+        <w:t>World 6</w:t>
+      </w:r>
+    </w:p>
+    <w:p>
+      <w:r>
+        <w:t>Successor Dictionary:</w:t>
+      </w:r>
+    </w:p>
+    <w:p>
+      <w:r>
+        <w:t>A: (B, 1), (C, 2)</w:t>
+      </w:r>
+    </w:p>
+    <w:p>
+      <w:r>
+        <w:t>B: (D, 1)</w:t>
+      </w:r>
+    </w:p>
+    <w:p>
+      <w:r>
+        <w:t xml:space="preserve">C: </w:t>
+      </w:r>
+      <w:r>
+        <w:t>(D, 1)</w:t>
+      </w:r>
+      <w:r>
+        <w:t xml:space="preserve">, </w:t>
+      </w:r>
+      <w:r>
+        <w:t>(E, 2)</w:t>
+      </w:r>
+    </w:p>
+    <w:p>
+      <w:r>
+        <w:t>D: (F, 1), (G, 2), (H, 3)</w:t>
+      </w:r>
+    </w:p>
+    <w:p>
+      <w:r>
+        <w:t>E: (H, 1), (I, 2)</w:t>
+      </w:r>
+    </w:p>
+    <w:p>
+      <w:r>
+        <w:t>F: (I, 1)</w:t>
+      </w:r>
+    </w:p>
+    <w:p>
+      <w:r>
+        <w:t>G: none</w:t>
+      </w:r>
+    </w:p>
+    <w:p>
+      <w:r>
+        <w:t>H: none</w:t>
+      </w:r>
+    </w:p>
+    <w:p>
+      <w:r>
+        <w:t>I: none</w:t>
+      </w:r>
+    </w:p>
     <w:p/>
     <w:p>
-      <w:r>
-        <w:lastRenderedPageBreak/>
-        <w:t>World 5</w:t>
+      <w:pPr>
+        <w:rPr>
+          <w:b/>
+          <w:bCs/>
+        </w:rPr>
+      </w:pPr>
+      <w:r>
+        <w:rPr>
+          <w:b/>
+          <w:bCs/>
+        </w:rPr>
+        <w:t>World 7</w:t>
       </w:r>
     </w:p>
     <w:p>
@@ -270,98 +690,86 @@
     </w:p>
     <w:p>
       <w:r>
-        <w:t>0: 1, 9</w:t>
-      </w:r>
-    </w:p>
-    <w:p>
-      <w:r>
-        <w:t>1: none</w:t>
-      </w:r>
-    </w:p>
-    <w:p>
-      <w:r>
-        <w:t>2: 1, 7, 9</w:t>
-      </w:r>
-    </w:p>
-    <w:p>
-      <w:r>
-        <w:t>3: 4, 7</w:t>
-      </w:r>
-    </w:p>
-    <w:p>
-      <w:r>
-        <w:t>4: none</w:t>
-      </w:r>
-    </w:p>
-    <w:p>
-      <w:r>
-        <w:t>5: 0, 3</w:t>
-      </w:r>
-    </w:p>
-    <w:p>
-      <w:r>
-        <w:t>6: 0</w:t>
-      </w:r>
-    </w:p>
-    <w:p>
-      <w:r>
-        <w:t>7: 0</w:t>
-      </w:r>
-    </w:p>
-    <w:p>
-      <w:r>
-        <w:t>8: 0, 4, 9</w:t>
-      </w:r>
-    </w:p>
-    <w:p>
-      <w:r>
-        <w:t>9: 4</w:t>
-      </w:r>
-    </w:p>
-    <w:p>
-      <w:r>
-        <w:t>World 6</w:t>
-      </w:r>
-    </w:p>
-    <w:p>
-      <w:r>
-        <w:t>Successor Dictionary:</w:t>
-      </w:r>
-    </w:p>
-    <w:p>
-      <w:r>
-        <w:t>A: (B, 1), (C, 2)</w:t>
-      </w:r>
-    </w:p>
-    <w:p>
-      <w:r>
-        <w:t>B: (D, 1)</w:t>
-      </w:r>
-    </w:p>
-    <w:p>
-      <w:r>
-        <w:t>C: (E, 2),</w:t>
-      </w:r>
-      <w:r>
-        <w:t xml:space="preserve"> </w:t>
-      </w:r>
-      <w:r>
-        <w:t>(D, 1)</w:t>
-      </w:r>
-    </w:p>
-    <w:p>
-      <w:r>
-        <w:t>D: (F, 1), (G, 2), (H, 3)</w:t>
-      </w:r>
-    </w:p>
-    <w:p>
-      <w:r>
-        <w:t>E: (H, 1), (I, 2)</w:t>
-      </w:r>
-    </w:p>
-    <w:p>
-      <w:r>
-        <w:t>F: (I, 1)</w:t>
+        <w:t>A: (</w:t>
+      </w:r>
+      <w:r>
+        <w:t xml:space="preserve">go east to </w:t>
+      </w:r>
+      <w:r>
+        <w:t>K</w:t>
+      </w:r>
+      <w:r>
+        <w:t>,</w:t>
+      </w:r>
+      <w:r>
+        <w:t xml:space="preserve"> 1)</w:t>
+      </w:r>
+    </w:p>
+    <w:p>
+      <w:r>
+        <w:t>B: (</w:t>
+      </w:r>
+      <w:r>
+        <w:t xml:space="preserve">go east to </w:t>
+      </w:r>
+      <w:r>
+        <w:t>G, 4)</w:t>
+      </w:r>
+    </w:p>
+    <w:p>
+      <w:r>
+        <w:t>C: (</w:t>
+      </w:r>
+      <w:r>
+        <w:t xml:space="preserve">go east to </w:t>
+      </w:r>
+      <w:r>
+        <w:t>A, 1), (</w:t>
+      </w:r>
+      <w:r>
+        <w:t xml:space="preserve">go west to </w:t>
+      </w:r>
+      <w:r>
+        <w:t>J, 1)</w:t>
+      </w:r>
+    </w:p>
+    <w:p>
+      <w:r>
+        <w:t>D: (</w:t>
+      </w:r>
+      <w:r>
+        <w:t xml:space="preserve">go west to </w:t>
+      </w:r>
+      <w:r>
+        <w:t>E, 2), (</w:t>
+      </w:r>
+      <w:r>
+        <w:t xml:space="preserve">go east to </w:t>
+      </w:r>
+      <w:r>
+        <w:t>H, 1)</w:t>
+      </w:r>
+    </w:p>
+    <w:p>
+      <w:r>
+        <w:t>E: none</w:t>
+      </w:r>
+    </w:p>
+    <w:p>
+      <w:r>
+        <w:t>F: (</w:t>
+      </w:r>
+      <w:r>
+        <w:t xml:space="preserve">go southwest to </w:t>
+      </w:r>
+      <w:r>
+        <w:t>A, 2), (</w:t>
+      </w:r>
+      <w:r>
+        <w:t xml:space="preserve">go west to </w:t>
+      </w:r>
+      <w:r>
+        <w:t>G, 3)</w:t>
       </w:r>
     </w:p>
     <w:p>
@@ -371,75 +779,47 @@
     </w:p>
     <w:p>
       <w:r>
-        <w:t>H: none</w:t>
-      </w:r>
-    </w:p>
-    <w:p>
-      <w:r>
-        <w:t>I: none</w:t>
-      </w:r>
-    </w:p>
-    <w:p/>
-    <w:p/>
-    <w:p/>
-    <w:p>
-      <w:r>
-        <w:t>World 7</w:t>
-      </w:r>
-    </w:p>
-    <w:p>
-      <w:r>
-        <w:t>Successor Dictionary:</w:t>
-      </w:r>
-    </w:p>
-    <w:p>
-      <w:r>
-        <w:t>A: (K, 1)</w:t>
-      </w:r>
-    </w:p>
-    <w:p>
-      <w:r>
-        <w:t>B: (G, 4)</w:t>
-      </w:r>
-    </w:p>
-    <w:p>
-      <w:r>
-        <w:t>C: (A, 1), (J, 1)</w:t>
-      </w:r>
-    </w:p>
-    <w:p>
-      <w:r>
-        <w:t>D: (E, 2), (H, 1)</w:t>
-      </w:r>
-    </w:p>
-    <w:p>
-      <w:r>
-        <w:t>E: none</w:t>
-      </w:r>
-    </w:p>
-    <w:p>
-      <w:r>
-        <w:t>F: (A, 2), (G, 3)</w:t>
-      </w:r>
-    </w:p>
-    <w:p>
-      <w:r>
-        <w:t>G: none</w:t>
-      </w:r>
-    </w:p>
-    <w:p>
-      <w:r>
-        <w:t>H: (K, 1)</w:t>
-      </w:r>
-    </w:p>
-    <w:p>
-      <w:r>
-        <w:t>J: (B, 2), (D, 1), (E, 3)</w:t>
-      </w:r>
-    </w:p>
-    <w:p>
-      <w:r>
-        <w:t>K: (F, 1)</w:t>
+        <w:t>H: (</w:t>
+      </w:r>
+      <w:r>
+        <w:t xml:space="preserve">go north to </w:t>
+      </w:r>
+      <w:r>
+        <w:t>K, 1)</w:t>
+      </w:r>
+    </w:p>
+    <w:p>
+      <w:r>
+        <w:t>J: (</w:t>
+      </w:r>
+      <w:r>
+        <w:t xml:space="preserve">go north to </w:t>
+      </w:r>
+      <w:r>
+        <w:t>B, 2), (</w:t>
+      </w:r>
+      <w:r>
+        <w:t xml:space="preserve">go southeast to </w:t>
+      </w:r>
+      <w:r>
+        <w:t>D, 1), (</w:t>
+      </w:r>
+      <w:r>
+        <w:t xml:space="preserve">go south to </w:t>
+      </w:r>
+      <w:r>
+        <w:t>E, 3)</w:t>
+      </w:r>
+    </w:p>
+    <w:p>
+      <w:r>
+        <w:t>K: (</w:t>
+      </w:r>
+      <w:r>
+        <w:t xml:space="preserve">go north to </w:t>
+      </w:r>
+      <w:r>
+        <w:t>F, 1)</w:t>
       </w:r>
     </w:p>
     <w:p/>
